--- a/public/assets/files/niestacjonarne/WG1.docx
+++ b/public/assets/files/niestacjonarne/WG1.docx
@@ -522,6 +522,7 @@
                 <w:i w:val="0"/>
                 <w:sz w:val="22"/>
               </w:rPr>
+              <w:t>I</w:t>
             </w:r>
           </w:p>
         </w:tc>
@@ -559,6 +560,7 @@
                 <w:i w:val="0"/>
                 <w:sz w:val="22"/>
               </w:rPr>
+              <w:t>obligatoryjny</w:t>
             </w:r>
           </w:p>
         </w:tc>

--- a/public/assets/files/niestacjonarne/WG1.docx
+++ b/public/assets/files/niestacjonarne/WG1.docx
@@ -680,12 +680,22 @@
         <w:tblW w:w="5000" w:type="pct"/>
       </w:tblPr>
       <w:tblGrid>
-        <w:gridCol w:w="9972"/>
+        <w:gridCol w:w="997"/>
+        <w:gridCol w:w="997"/>
+        <w:gridCol w:w="997"/>
+        <w:gridCol w:w="997"/>
+        <w:gridCol w:w="997"/>
+        <w:gridCol w:w="997"/>
+        <w:gridCol w:w="997"/>
+        <w:gridCol w:w="997"/>
+        <w:gridCol w:w="997"/>
+        <w:gridCol w:w="997"/>
       </w:tblGrid>
       <w:tr>
         <w:tc>
           <w:tcPr>
-            <w:tcW w:type="dxa" w:w="9972"/>
+            <w:tcW w:type="dxa" w:w="9970"/>
+            <w:gridSpan w:val="10"/>
             <w:shd w:val="clear" w:color="auto" w:fill="D9D9D9"/>
           </w:tcPr>
           <w:p>
@@ -704,31 +714,34 @@
           </w:p>
         </w:tc>
       </w:tr>
-    </w:tbl>
-    <w:tbl>
-      <w:tblPr>
-        <w:tblW w:type="auto" w:w="0"/>
-        <w:tblLook w:firstColumn="1" w:firstRow="1" w:lastColumn="0" w:lastRow="0" w:noHBand="0" w:noVBand="1" w:val="04A0"/>
-        <w:tblBorders>
-          <w:top w:val="single" w:sz="4" w:space="0" w:color="000000"/>
-          <w:left w:val="single" w:sz="4" w:space="0" w:color="000000"/>
-          <w:bottom w:val="single" w:sz="4" w:space="0" w:color="000000"/>
-          <w:right w:val="single" w:sz="4" w:space="0" w:color="000000"/>
-          <w:insideH w:val="single" w:sz="4" w:space="0" w:color="000000"/>
-          <w:insideV w:val="single" w:sz="4" w:space="0" w:color="000000"/>
-        </w:tblBorders>
-        <w:tblW w:w="5000" w:type="pct"/>
-      </w:tblPr>
-      <w:tblGrid>
-        <w:gridCol w:w="2493"/>
-        <w:gridCol w:w="2493"/>
-        <w:gridCol w:w="2493"/>
-        <w:gridCol w:w="2493"/>
-      </w:tblGrid>
       <w:tr>
         <w:tc>
           <w:tcPr>
-            <w:tcW w:type="dxa" w:w="2493"/>
+            <w:tcW w:type="dxa" w:w="9970"/>
+            <w:gridSpan w:val="10"/>
+            <w:shd w:val="clear" w:color="auto" w:fill="D9D9D9"/>
+          </w:tcPr>
+          <w:p>
+            <w:pPr>
+              <w:spacing w:before="20" w:after="20"/>
+            </w:pPr>
+            <w:r>
+              <w:rPr>
+                <w:rFonts w:ascii="Aptos" w:hAnsi="Aptos"/>
+                <w:b w:val="0"/>
+                <w:i w:val="0"/>
+                <w:sz w:val="16"/>
+              </w:rPr>
+              <w:t>Wymiar godzinowy (liczba godzin w semestrze)</w:t>
+            </w:r>
+          </w:p>
+        </w:tc>
+      </w:tr>
+      <w:tr>
+        <w:tc>
+          <w:tcPr>
+            <w:tcW w:type="dxa" w:w="1994"/>
+            <w:gridSpan w:val="2"/>
             <w:shd w:val="clear" w:color="auto" w:fill="D9D9D9"/>
           </w:tcPr>
           <w:p>
@@ -748,7 +761,8 @@
         </w:tc>
         <w:tc>
           <w:tcPr>
-            <w:tcW w:type="dxa" w:w="2493"/>
+            <w:tcW w:type="dxa" w:w="2991"/>
+            <w:gridSpan w:val="3"/>
             <w:shd w:val="clear" w:color="auto" w:fill="D9D9D9"/>
           </w:tcPr>
           <w:p>
@@ -768,7 +782,8 @@
         </w:tc>
         <w:tc>
           <w:tcPr>
-            <w:tcW w:type="dxa" w:w="2493"/>
+            <w:tcW w:type="dxa" w:w="2991"/>
+            <w:gridSpan w:val="3"/>
             <w:shd w:val="clear" w:color="auto" w:fill="D9D9D9"/>
           </w:tcPr>
           <w:p>
@@ -788,7 +803,8 @@
         </w:tc>
         <w:tc>
           <w:tcPr>
-            <w:tcW w:type="dxa" w:w="2493"/>
+            <w:tcW w:type="dxa" w:w="1994"/>
+            <w:gridSpan w:val="2"/>
             <w:shd w:val="clear" w:color="auto" w:fill="D9D9D9"/>
           </w:tcPr>
           <w:p>
@@ -810,7 +826,8 @@
       <w:tr>
         <w:tc>
           <w:tcPr>
-            <w:tcW w:type="dxa" w:w="2493"/>
+            <w:tcW w:type="dxa" w:w="1994"/>
+            <w:gridSpan w:val="2"/>
           </w:tcPr>
           <w:p>
             <w:pPr>
@@ -829,7 +846,8 @@
         </w:tc>
         <w:tc>
           <w:tcPr>
-            <w:tcW w:type="dxa" w:w="2493"/>
+            <w:tcW w:type="dxa" w:w="2991"/>
+            <w:gridSpan w:val="3"/>
           </w:tcPr>
           <w:p>
             <w:pPr>
@@ -848,7 +866,8 @@
         </w:tc>
         <w:tc>
           <w:tcPr>
-            <w:tcW w:type="dxa" w:w="2493"/>
+            <w:tcW w:type="dxa" w:w="2991"/>
+            <w:gridSpan w:val="3"/>
           </w:tcPr>
           <w:p>
             <w:pPr>
@@ -867,7 +886,8 @@
         </w:tc>
         <w:tc>
           <w:tcPr>
-            <w:tcW w:type="dxa" w:w="2493"/>
+            <w:tcW w:type="dxa" w:w="1994"/>
+            <w:gridSpan w:val="2"/>
           </w:tcPr>
           <w:p>
             <w:pPr>
@@ -885,30 +905,34 @@
           </w:p>
         </w:tc>
       </w:tr>
-    </w:tbl>
-    <w:tbl>
-      <w:tblPr>
-        <w:tblW w:type="auto" w:w="0"/>
-        <w:tblLook w:firstColumn="1" w:firstRow="1" w:lastColumn="0" w:lastRow="0" w:noHBand="0" w:noVBand="1" w:val="04A0"/>
-        <w:tblBorders>
-          <w:top w:val="single" w:sz="4" w:space="0" w:color="000000"/>
-          <w:left w:val="single" w:sz="4" w:space="0" w:color="000000"/>
-          <w:bottom w:val="single" w:sz="4" w:space="0" w:color="000000"/>
-          <w:right w:val="single" w:sz="4" w:space="0" w:color="000000"/>
-          <w:insideH w:val="single" w:sz="4" w:space="0" w:color="000000"/>
-          <w:insideV w:val="single" w:sz="4" w:space="0" w:color="000000"/>
-        </w:tblBorders>
-        <w:tblW w:w="5000" w:type="pct"/>
-      </w:tblPr>
-      <w:tblGrid>
-        <w:gridCol w:w="3324"/>
-        <w:gridCol w:w="3324"/>
-        <w:gridCol w:w="3324"/>
-      </w:tblGrid>
       <w:tr>
         <w:tc>
           <w:tcPr>
-            <w:tcW w:type="dxa" w:w="3324"/>
+            <w:tcW w:type="dxa" w:w="9970"/>
+            <w:gridSpan w:val="10"/>
+            <w:shd w:val="clear" w:color="auto" w:fill="D9D9D9"/>
+          </w:tcPr>
+          <w:p>
+            <w:pPr>
+              <w:spacing w:before="20" w:after="20"/>
+            </w:pPr>
+            <w:r>
+              <w:rPr>
+                <w:rFonts w:ascii="Aptos" w:hAnsi="Aptos"/>
+                <w:b/>
+                <w:i w:val="0"/>
+                <w:sz w:val="22"/>
+              </w:rPr>
+              <w:t>Bilans ECTS</w:t>
+            </w:r>
+          </w:p>
+        </w:tc>
+      </w:tr>
+      <w:tr>
+        <w:tc>
+          <w:tcPr>
+            <w:tcW w:type="dxa" w:w="4985"/>
+            <w:gridSpan w:val="5"/>
             <w:shd w:val="clear" w:color="auto" w:fill="D9D9D9"/>
           </w:tcPr>
           <w:p>
@@ -928,7 +952,8 @@
         </w:tc>
         <w:tc>
           <w:tcPr>
-            <w:tcW w:type="dxa" w:w="3324"/>
+            <w:tcW w:type="dxa" w:w="2991"/>
+            <w:gridSpan w:val="3"/>
             <w:shd w:val="clear" w:color="auto" w:fill="D9D9D9"/>
           </w:tcPr>
           <w:p>
@@ -948,7 +973,8 @@
         </w:tc>
         <w:tc>
           <w:tcPr>
-            <w:tcW w:type="dxa" w:w="3324"/>
+            <w:tcW w:type="dxa" w:w="1994"/>
+            <w:gridSpan w:val="2"/>
             <w:shd w:val="clear" w:color="auto" w:fill="D9D9D9"/>
           </w:tcPr>
           <w:p>
@@ -970,7 +996,8 @@
       <w:tr>
         <w:tc>
           <w:tcPr>
-            <w:tcW w:type="dxa" w:w="3324"/>
+            <w:tcW w:type="dxa" w:w="4985"/>
+            <w:gridSpan w:val="5"/>
           </w:tcPr>
           <w:p>
             <w:pPr>
@@ -989,7 +1016,8 @@
         </w:tc>
         <w:tc>
           <w:tcPr>
-            <w:tcW w:type="dxa" w:w="3324"/>
+            <w:tcW w:type="dxa" w:w="2991"/>
+            <w:gridSpan w:val="3"/>
           </w:tcPr>
           <w:p>
             <w:pPr>
@@ -1008,7 +1036,8 @@
         </w:tc>
         <w:tc>
           <w:tcPr>
-            <w:tcW w:type="dxa" w:w="3324"/>
+            <w:tcW w:type="dxa" w:w="1994"/>
+            <w:gridSpan w:val="2"/>
           </w:tcPr>
           <w:p>
             <w:pPr>
@@ -1029,7 +1058,8 @@
       <w:tr>
         <w:tc>
           <w:tcPr>
-            <w:tcW w:type="dxa" w:w="3324"/>
+            <w:tcW w:type="dxa" w:w="4985"/>
+            <w:gridSpan w:val="5"/>
           </w:tcPr>
           <w:p>
             <w:pPr>
@@ -1048,7 +1078,8 @@
         </w:tc>
         <w:tc>
           <w:tcPr>
-            <w:tcW w:type="dxa" w:w="3324"/>
+            <w:tcW w:type="dxa" w:w="2991"/>
+            <w:gridSpan w:val="3"/>
           </w:tcPr>
           <w:p>
             <w:pPr>
@@ -1067,7 +1098,8 @@
         </w:tc>
         <w:tc>
           <w:tcPr>
-            <w:tcW w:type="dxa" w:w="3324"/>
+            <w:tcW w:type="dxa" w:w="1994"/>
+            <w:gridSpan w:val="2"/>
           </w:tcPr>
           <w:p>
             <w:pPr>
@@ -1088,7 +1120,29 @@
       <w:tr>
         <w:tc>
           <w:tcPr>
-            <w:tcW w:type="dxa" w:w="3324"/>
+            <w:tcW w:type="dxa" w:w="4985"/>
+            <w:gridSpan w:val="5"/>
+            <w:shd w:val="clear" w:color="auto" w:fill="D9D9D9"/>
+          </w:tcPr>
+          <w:p>
+            <w:pPr>
+              <w:spacing w:before="20" w:after="20"/>
+            </w:pPr>
+            <w:r>
+              <w:rPr>
+                <w:rFonts w:ascii="Aptos" w:hAnsi="Aptos"/>
+                <w:b/>
+                <w:i w:val="0"/>
+                <w:sz w:val="16"/>
+              </w:rPr>
+              <w:t>Opis samodzielnej pracy studenta</w:t>
+            </w:r>
+          </w:p>
+        </w:tc>
+        <w:tc>
+          <w:tcPr>
+            <w:tcW w:type="dxa" w:w="4985"/>
+            <w:gridSpan w:val="5"/>
           </w:tcPr>
           <w:p>
             <w:pPr>
@@ -1101,45 +1155,6 @@
                 <w:i w:val="0"/>
                 <w:sz w:val="22"/>
               </w:rPr>
-              <w:t>Suma</w:t>
-            </w:r>
-          </w:p>
-        </w:tc>
-        <w:tc>
-          <w:tcPr>
-            <w:tcW w:type="dxa" w:w="3324"/>
-          </w:tcPr>
-          <w:p>
-            <w:pPr>
-              <w:spacing w:before="20" w:after="20"/>
-            </w:pPr>
-            <w:r>
-              <w:rPr>
-                <w:rFonts w:ascii="Aptos" w:hAnsi="Aptos"/>
-                <w:b w:val="0"/>
-                <w:i w:val="0"/>
-                <w:sz w:val="22"/>
-              </w:rPr>
-              <w:t>125</w:t>
-            </w:r>
-          </w:p>
-        </w:tc>
-        <w:tc>
-          <w:tcPr>
-            <w:tcW w:type="dxa" w:w="3324"/>
-          </w:tcPr>
-          <w:p>
-            <w:pPr>
-              <w:spacing w:before="20" w:after="20"/>
-            </w:pPr>
-            <w:r>
-              <w:rPr>
-                <w:rFonts w:ascii="Aptos" w:hAnsi="Aptos"/>
-                <w:b w:val="0"/>
-                <w:i w:val="0"/>
-                <w:sz w:val="22"/>
-              </w:rPr>
-              <w:t>0</w:t>
             </w:r>
           </w:p>
         </w:tc>
@@ -2119,14 +2134,14 @@
         <w:tblW w:w="5000" w:type="pct"/>
       </w:tblPr>
       <w:tblGrid>
-        <w:gridCol w:w="3324"/>
-        <w:gridCol w:w="3324"/>
-        <w:gridCol w:w="3324"/>
+        <w:gridCol w:w="680"/>
+        <w:gridCol w:w="4536"/>
+        <w:gridCol w:w="4252"/>
       </w:tblGrid>
       <w:tr>
         <w:tc>
           <w:tcPr>
-            <w:tcW w:type="dxa" w:w="9972"/>
+            <w:tcW w:type="dxa" w:w="9468"/>
             <w:gridSpan w:val="3"/>
             <w:shd w:val="clear" w:color="auto" w:fill="D9D9D9"/>
           </w:tcPr>
@@ -2149,7 +2164,7 @@
       <w:tr>
         <w:tc>
           <w:tcPr>
-            <w:tcW w:type="dxa" w:w="3324"/>
+            <w:tcW w:type="dxa" w:w="680"/>
             <w:shd w:val="clear" w:color="auto" w:fill="D9D9D9"/>
           </w:tcPr>
           <w:p>
@@ -2169,7 +2184,7 @@
         </w:tc>
         <w:tc>
           <w:tcPr>
-            <w:tcW w:type="dxa" w:w="3324"/>
+            <w:tcW w:type="dxa" w:w="4536"/>
             <w:shd w:val="clear" w:color="auto" w:fill="D9D9D9"/>
           </w:tcPr>
           <w:p>
@@ -2189,7 +2204,7 @@
         </w:tc>
         <w:tc>
           <w:tcPr>
-            <w:tcW w:type="dxa" w:w="3324"/>
+            <w:tcW w:type="dxa" w:w="4252"/>
             <w:shd w:val="clear" w:color="auto" w:fill="D9D9D9"/>
           </w:tcPr>
           <w:p>
@@ -2211,7 +2226,7 @@
       <w:tr>
         <w:tc>
           <w:tcPr>
-            <w:tcW w:type="dxa" w:w="3324"/>
+            <w:tcW w:type="dxa" w:w="680"/>
           </w:tcPr>
           <w:p>
             <w:pPr>
@@ -2230,7 +2245,7 @@
         </w:tc>
         <w:tc>
           <w:tcPr>
-            <w:tcW w:type="dxa" w:w="3324"/>
+            <w:tcW w:type="dxa" w:w="4536"/>
           </w:tcPr>
           <w:p>
             <w:pPr>
@@ -2249,7 +2264,7 @@
         </w:tc>
         <w:tc>
           <w:tcPr>
-            <w:tcW w:type="dxa" w:w="3324"/>
+            <w:tcW w:type="dxa" w:w="4252"/>
           </w:tcPr>
           <w:p>
             <w:pPr>
@@ -2269,7 +2284,7 @@
       <w:tr>
         <w:tc>
           <w:tcPr>
-            <w:tcW w:type="dxa" w:w="3324"/>
+            <w:tcW w:type="dxa" w:w="680"/>
           </w:tcPr>
           <w:p>
             <w:pPr>
@@ -2288,7 +2303,7 @@
         </w:tc>
         <w:tc>
           <w:tcPr>
-            <w:tcW w:type="dxa" w:w="3324"/>
+            <w:tcW w:type="dxa" w:w="4536"/>
           </w:tcPr>
           <w:p>
             <w:pPr>
@@ -2307,7 +2322,7 @@
         </w:tc>
         <w:tc>
           <w:tcPr>
-            <w:tcW w:type="dxa" w:w="3324"/>
+            <w:tcW w:type="dxa" w:w="4252"/>
           </w:tcPr>
           <w:p>
             <w:pPr>
@@ -2327,7 +2342,7 @@
       <w:tr>
         <w:tc>
           <w:tcPr>
-            <w:tcW w:type="dxa" w:w="3324"/>
+            <w:tcW w:type="dxa" w:w="680"/>
           </w:tcPr>
           <w:p>
             <w:pPr>
@@ -2346,7 +2361,7 @@
         </w:tc>
         <w:tc>
           <w:tcPr>
-            <w:tcW w:type="dxa" w:w="3324"/>
+            <w:tcW w:type="dxa" w:w="4536"/>
           </w:tcPr>
           <w:p>
             <w:pPr>
@@ -2365,7 +2380,7 @@
         </w:tc>
         <w:tc>
           <w:tcPr>
-            <w:tcW w:type="dxa" w:w="3324"/>
+            <w:tcW w:type="dxa" w:w="4252"/>
           </w:tcPr>
           <w:p>
             <w:pPr>
@@ -2385,7 +2400,7 @@
       <w:tr>
         <w:tc>
           <w:tcPr>
-            <w:tcW w:type="dxa" w:w="3324"/>
+            <w:tcW w:type="dxa" w:w="680"/>
           </w:tcPr>
           <w:p>
             <w:pPr>
@@ -2404,7 +2419,7 @@
         </w:tc>
         <w:tc>
           <w:tcPr>
-            <w:tcW w:type="dxa" w:w="3324"/>
+            <w:tcW w:type="dxa" w:w="4536"/>
           </w:tcPr>
           <w:p>
             <w:pPr>
@@ -2423,7 +2438,7 @@
         </w:tc>
         <w:tc>
           <w:tcPr>
-            <w:tcW w:type="dxa" w:w="3324"/>
+            <w:tcW w:type="dxa" w:w="4252"/>
           </w:tcPr>
           <w:p>
             <w:pPr>
@@ -2443,7 +2458,7 @@
       <w:tr>
         <w:tc>
           <w:tcPr>
-            <w:tcW w:type="dxa" w:w="3324"/>
+            <w:tcW w:type="dxa" w:w="680"/>
           </w:tcPr>
           <w:p>
             <w:pPr>
@@ -2462,7 +2477,7 @@
         </w:tc>
         <w:tc>
           <w:tcPr>
-            <w:tcW w:type="dxa" w:w="3324"/>
+            <w:tcW w:type="dxa" w:w="4536"/>
           </w:tcPr>
           <w:p>
             <w:pPr>
@@ -2481,7 +2496,7 @@
         </w:tc>
         <w:tc>
           <w:tcPr>
-            <w:tcW w:type="dxa" w:w="3324"/>
+            <w:tcW w:type="dxa" w:w="4252"/>
           </w:tcPr>
           <w:p>
             <w:pPr>
@@ -2501,7 +2516,7 @@
       <w:tr>
         <w:tc>
           <w:tcPr>
-            <w:tcW w:type="dxa" w:w="3324"/>
+            <w:tcW w:type="dxa" w:w="680"/>
           </w:tcPr>
           <w:p>
             <w:pPr>
@@ -2520,7 +2535,7 @@
         </w:tc>
         <w:tc>
           <w:tcPr>
-            <w:tcW w:type="dxa" w:w="3324"/>
+            <w:tcW w:type="dxa" w:w="4536"/>
           </w:tcPr>
           <w:p>
             <w:pPr>
@@ -2539,7 +2554,7 @@
         </w:tc>
         <w:tc>
           <w:tcPr>
-            <w:tcW w:type="dxa" w:w="3324"/>
+            <w:tcW w:type="dxa" w:w="4252"/>
           </w:tcPr>
           <w:p>
             <w:pPr>
@@ -2559,7 +2574,7 @@
       <w:tr>
         <w:tc>
           <w:tcPr>
-            <w:tcW w:type="dxa" w:w="3324"/>
+            <w:tcW w:type="dxa" w:w="680"/>
           </w:tcPr>
           <w:p>
             <w:pPr>
@@ -2578,7 +2593,7 @@
         </w:tc>
         <w:tc>
           <w:tcPr>
-            <w:tcW w:type="dxa" w:w="3324"/>
+            <w:tcW w:type="dxa" w:w="4536"/>
           </w:tcPr>
           <w:p>
             <w:pPr>
@@ -2597,7 +2612,7 @@
         </w:tc>
         <w:tc>
           <w:tcPr>
-            <w:tcW w:type="dxa" w:w="3324"/>
+            <w:tcW w:type="dxa" w:w="4252"/>
           </w:tcPr>
           <w:p>
             <w:pPr>
@@ -2617,7 +2632,7 @@
       <w:tr>
         <w:tc>
           <w:tcPr>
-            <w:tcW w:type="dxa" w:w="3324"/>
+            <w:tcW w:type="dxa" w:w="680"/>
           </w:tcPr>
           <w:p>
             <w:pPr>
@@ -2636,7 +2651,7 @@
         </w:tc>
         <w:tc>
           <w:tcPr>
-            <w:tcW w:type="dxa" w:w="3324"/>
+            <w:tcW w:type="dxa" w:w="4536"/>
           </w:tcPr>
           <w:p>
             <w:pPr>
@@ -2655,7 +2670,7 @@
         </w:tc>
         <w:tc>
           <w:tcPr>
-            <w:tcW w:type="dxa" w:w="3324"/>
+            <w:tcW w:type="dxa" w:w="4252"/>
           </w:tcPr>
           <w:p>
             <w:pPr>
@@ -2675,7 +2690,7 @@
       <w:tr>
         <w:tc>
           <w:tcPr>
-            <w:tcW w:type="dxa" w:w="3324"/>
+            <w:tcW w:type="dxa" w:w="680"/>
           </w:tcPr>
           <w:p>
             <w:pPr>
@@ -2694,7 +2709,7 @@
         </w:tc>
         <w:tc>
           <w:tcPr>
-            <w:tcW w:type="dxa" w:w="3324"/>
+            <w:tcW w:type="dxa" w:w="4536"/>
           </w:tcPr>
           <w:p>
             <w:pPr>
@@ -2713,7 +2728,7 @@
         </w:tc>
         <w:tc>
           <w:tcPr>
-            <w:tcW w:type="dxa" w:w="3324"/>
+            <w:tcW w:type="dxa" w:w="4252"/>
           </w:tcPr>
           <w:p>
             <w:pPr>
@@ -2733,7 +2748,7 @@
       <w:tr>
         <w:tc>
           <w:tcPr>
-            <w:tcW w:type="dxa" w:w="3324"/>
+            <w:tcW w:type="dxa" w:w="680"/>
           </w:tcPr>
           <w:p>
             <w:pPr>
@@ -2752,7 +2767,7 @@
         </w:tc>
         <w:tc>
           <w:tcPr>
-            <w:tcW w:type="dxa" w:w="3324"/>
+            <w:tcW w:type="dxa" w:w="4536"/>
           </w:tcPr>
           <w:p>
             <w:pPr>
@@ -2771,7 +2786,7 @@
         </w:tc>
         <w:tc>
           <w:tcPr>
-            <w:tcW w:type="dxa" w:w="3324"/>
+            <w:tcW w:type="dxa" w:w="4252"/>
           </w:tcPr>
           <w:p>
             <w:pPr>
@@ -2791,7 +2806,7 @@
       <w:tr>
         <w:tc>
           <w:tcPr>
-            <w:tcW w:type="dxa" w:w="3324"/>
+            <w:tcW w:type="dxa" w:w="680"/>
           </w:tcPr>
           <w:p>
             <w:pPr>
@@ -2810,7 +2825,7 @@
         </w:tc>
         <w:tc>
           <w:tcPr>
-            <w:tcW w:type="dxa" w:w="3324"/>
+            <w:tcW w:type="dxa" w:w="4536"/>
           </w:tcPr>
           <w:p>
             <w:pPr>
@@ -2829,7 +2844,7 @@
         </w:tc>
         <w:tc>
           <w:tcPr>
-            <w:tcW w:type="dxa" w:w="3324"/>
+            <w:tcW w:type="dxa" w:w="4252"/>
           </w:tcPr>
           <w:p>
             <w:pPr>
@@ -2849,7 +2864,7 @@
       <w:tr>
         <w:tc>
           <w:tcPr>
-            <w:tcW w:type="dxa" w:w="3324"/>
+            <w:tcW w:type="dxa" w:w="680"/>
           </w:tcPr>
           <w:p>
             <w:pPr>
@@ -2868,7 +2883,7 @@
         </w:tc>
         <w:tc>
           <w:tcPr>
-            <w:tcW w:type="dxa" w:w="3324"/>
+            <w:tcW w:type="dxa" w:w="4536"/>
           </w:tcPr>
           <w:p>
             <w:pPr>
@@ -2887,7 +2902,7 @@
         </w:tc>
         <w:tc>
           <w:tcPr>
-            <w:tcW w:type="dxa" w:w="3324"/>
+            <w:tcW w:type="dxa" w:w="4252"/>
           </w:tcPr>
           <w:p>
             <w:pPr>
@@ -2907,7 +2922,7 @@
       <w:tr>
         <w:tc>
           <w:tcPr>
-            <w:tcW w:type="dxa" w:w="3324"/>
+            <w:tcW w:type="dxa" w:w="680"/>
           </w:tcPr>
           <w:p>
             <w:pPr>
@@ -2926,7 +2941,7 @@
         </w:tc>
         <w:tc>
           <w:tcPr>
-            <w:tcW w:type="dxa" w:w="3324"/>
+            <w:tcW w:type="dxa" w:w="4536"/>
           </w:tcPr>
           <w:p>
             <w:pPr>
@@ -2945,7 +2960,7 @@
         </w:tc>
         <w:tc>
           <w:tcPr>
-            <w:tcW w:type="dxa" w:w="3324"/>
+            <w:tcW w:type="dxa" w:w="4252"/>
           </w:tcPr>
           <w:p>
             <w:pPr>
@@ -2965,7 +2980,7 @@
       <w:tr>
         <w:tc>
           <w:tcPr>
-            <w:tcW w:type="dxa" w:w="3324"/>
+            <w:tcW w:type="dxa" w:w="680"/>
           </w:tcPr>
           <w:p>
             <w:pPr>
@@ -2984,7 +2999,7 @@
         </w:tc>
         <w:tc>
           <w:tcPr>
-            <w:tcW w:type="dxa" w:w="3324"/>
+            <w:tcW w:type="dxa" w:w="4536"/>
           </w:tcPr>
           <w:p>
             <w:pPr>
@@ -3003,7 +3018,7 @@
         </w:tc>
         <w:tc>
           <w:tcPr>
-            <w:tcW w:type="dxa" w:w="3324"/>
+            <w:tcW w:type="dxa" w:w="4252"/>
           </w:tcPr>
           <w:p>
             <w:pPr>
@@ -3023,7 +3038,7 @@
       <w:tr>
         <w:tc>
           <w:tcPr>
-            <w:tcW w:type="dxa" w:w="3324"/>
+            <w:tcW w:type="dxa" w:w="680"/>
           </w:tcPr>
           <w:p>
             <w:pPr>
@@ -3042,7 +3057,7 @@
         </w:tc>
         <w:tc>
           <w:tcPr>
-            <w:tcW w:type="dxa" w:w="3324"/>
+            <w:tcW w:type="dxa" w:w="4536"/>
           </w:tcPr>
           <w:p>
             <w:pPr>
@@ -3061,7 +3076,7 @@
         </w:tc>
         <w:tc>
           <w:tcPr>
-            <w:tcW w:type="dxa" w:w="3324"/>
+            <w:tcW w:type="dxa" w:w="4252"/>
           </w:tcPr>
           <w:p>
             <w:pPr>
@@ -3081,7 +3096,7 @@
       <w:tr>
         <w:tc>
           <w:tcPr>
-            <w:tcW w:type="dxa" w:w="3324"/>
+            <w:tcW w:type="dxa" w:w="680"/>
           </w:tcPr>
           <w:p>
             <w:pPr>
@@ -3100,7 +3115,7 @@
         </w:tc>
         <w:tc>
           <w:tcPr>
-            <w:tcW w:type="dxa" w:w="3324"/>
+            <w:tcW w:type="dxa" w:w="4536"/>
           </w:tcPr>
           <w:p>
             <w:pPr>
@@ -3119,7 +3134,7 @@
         </w:tc>
         <w:tc>
           <w:tcPr>
-            <w:tcW w:type="dxa" w:w="3324"/>
+            <w:tcW w:type="dxa" w:w="4252"/>
           </w:tcPr>
           <w:p>
             <w:pPr>
@@ -3139,7 +3154,7 @@
       <w:tr>
         <w:tc>
           <w:tcPr>
-            <w:tcW w:type="dxa" w:w="3324"/>
+            <w:tcW w:type="dxa" w:w="680"/>
           </w:tcPr>
           <w:p>
             <w:pPr>
@@ -3158,7 +3173,7 @@
         </w:tc>
         <w:tc>
           <w:tcPr>
-            <w:tcW w:type="dxa" w:w="3324"/>
+            <w:tcW w:type="dxa" w:w="4536"/>
           </w:tcPr>
           <w:p>
             <w:pPr>
@@ -3177,7 +3192,7 @@
         </w:tc>
         <w:tc>
           <w:tcPr>
-            <w:tcW w:type="dxa" w:w="3324"/>
+            <w:tcW w:type="dxa" w:w="4252"/>
           </w:tcPr>
           <w:p>
             <w:pPr>
@@ -3197,7 +3212,7 @@
       <w:tr>
         <w:tc>
           <w:tcPr>
-            <w:tcW w:type="dxa" w:w="3324"/>
+            <w:tcW w:type="dxa" w:w="680"/>
           </w:tcPr>
           <w:p>
             <w:pPr>
@@ -3216,7 +3231,7 @@
         </w:tc>
         <w:tc>
           <w:tcPr>
-            <w:tcW w:type="dxa" w:w="3324"/>
+            <w:tcW w:type="dxa" w:w="4536"/>
           </w:tcPr>
           <w:p>
             <w:pPr>
@@ -3235,7 +3250,7 @@
         </w:tc>
         <w:tc>
           <w:tcPr>
-            <w:tcW w:type="dxa" w:w="3324"/>
+            <w:tcW w:type="dxa" w:w="4252"/>
           </w:tcPr>
           <w:p>
             <w:pPr>
@@ -3255,7 +3270,7 @@
       <w:tr>
         <w:tc>
           <w:tcPr>
-            <w:tcW w:type="dxa" w:w="3324"/>
+            <w:tcW w:type="dxa" w:w="680"/>
           </w:tcPr>
           <w:p>
             <w:pPr>
@@ -3274,7 +3289,7 @@
         </w:tc>
         <w:tc>
           <w:tcPr>
-            <w:tcW w:type="dxa" w:w="3324"/>
+            <w:tcW w:type="dxa" w:w="4536"/>
           </w:tcPr>
           <w:p>
             <w:pPr>
@@ -3293,7 +3308,7 @@
         </w:tc>
         <w:tc>
           <w:tcPr>
-            <w:tcW w:type="dxa" w:w="3324"/>
+            <w:tcW w:type="dxa" w:w="4252"/>
           </w:tcPr>
           <w:p>
             <w:pPr>
@@ -3313,7 +3328,7 @@
       <w:tr>
         <w:tc>
           <w:tcPr>
-            <w:tcW w:type="dxa" w:w="3324"/>
+            <w:tcW w:type="dxa" w:w="680"/>
           </w:tcPr>
           <w:p>
             <w:pPr>
@@ -3332,7 +3347,7 @@
         </w:tc>
         <w:tc>
           <w:tcPr>
-            <w:tcW w:type="dxa" w:w="3324"/>
+            <w:tcW w:type="dxa" w:w="4536"/>
           </w:tcPr>
           <w:p>
             <w:pPr>
@@ -3351,7 +3366,7 @@
         </w:tc>
         <w:tc>
           <w:tcPr>
-            <w:tcW w:type="dxa" w:w="3324"/>
+            <w:tcW w:type="dxa" w:w="4252"/>
           </w:tcPr>
           <w:p>
             <w:pPr>
@@ -3371,7 +3386,7 @@
       <w:tr>
         <w:tc>
           <w:tcPr>
-            <w:tcW w:type="dxa" w:w="3324"/>
+            <w:tcW w:type="dxa" w:w="680"/>
           </w:tcPr>
           <w:p>
             <w:pPr>
@@ -3390,7 +3405,7 @@
         </w:tc>
         <w:tc>
           <w:tcPr>
-            <w:tcW w:type="dxa" w:w="3324"/>
+            <w:tcW w:type="dxa" w:w="4536"/>
           </w:tcPr>
           <w:p>
             <w:pPr>
@@ -3409,7 +3424,7 @@
         </w:tc>
         <w:tc>
           <w:tcPr>
-            <w:tcW w:type="dxa" w:w="3324"/>
+            <w:tcW w:type="dxa" w:w="4252"/>
           </w:tcPr>
           <w:p>
             <w:pPr>
@@ -3429,7 +3444,7 @@
       <w:tr>
         <w:tc>
           <w:tcPr>
-            <w:tcW w:type="dxa" w:w="3324"/>
+            <w:tcW w:type="dxa" w:w="680"/>
           </w:tcPr>
           <w:p>
             <w:pPr>
@@ -3448,7 +3463,7 @@
         </w:tc>
         <w:tc>
           <w:tcPr>
-            <w:tcW w:type="dxa" w:w="3324"/>
+            <w:tcW w:type="dxa" w:w="4536"/>
           </w:tcPr>
           <w:p>
             <w:pPr>
@@ -3467,7 +3482,7 @@
         </w:tc>
         <w:tc>
           <w:tcPr>
-            <w:tcW w:type="dxa" w:w="3324"/>
+            <w:tcW w:type="dxa" w:w="4252"/>
           </w:tcPr>
           <w:p>
             <w:pPr>
@@ -3487,7 +3502,7 @@
       <w:tr>
         <w:tc>
           <w:tcPr>
-            <w:tcW w:type="dxa" w:w="3324"/>
+            <w:tcW w:type="dxa" w:w="680"/>
           </w:tcPr>
           <w:p>
             <w:pPr>
@@ -3506,7 +3521,7 @@
         </w:tc>
         <w:tc>
           <w:tcPr>
-            <w:tcW w:type="dxa" w:w="3324"/>
+            <w:tcW w:type="dxa" w:w="4536"/>
           </w:tcPr>
           <w:p>
             <w:pPr>
@@ -3525,7 +3540,7 @@
         </w:tc>
         <w:tc>
           <w:tcPr>
-            <w:tcW w:type="dxa" w:w="3324"/>
+            <w:tcW w:type="dxa" w:w="4252"/>
           </w:tcPr>
           <w:p>
             <w:pPr>
@@ -3545,7 +3560,7 @@
       <w:tr>
         <w:tc>
           <w:tcPr>
-            <w:tcW w:type="dxa" w:w="3324"/>
+            <w:tcW w:type="dxa" w:w="680"/>
           </w:tcPr>
           <w:p>
             <w:pPr>
@@ -3564,7 +3579,7 @@
         </w:tc>
         <w:tc>
           <w:tcPr>
-            <w:tcW w:type="dxa" w:w="3324"/>
+            <w:tcW w:type="dxa" w:w="4536"/>
           </w:tcPr>
           <w:p>
             <w:pPr>
@@ -3583,7 +3598,7 @@
         </w:tc>
         <w:tc>
           <w:tcPr>
-            <w:tcW w:type="dxa" w:w="3324"/>
+            <w:tcW w:type="dxa" w:w="4252"/>
           </w:tcPr>
           <w:p>
             <w:pPr>
@@ -3603,7 +3618,7 @@
       <w:tr>
         <w:tc>
           <w:tcPr>
-            <w:tcW w:type="dxa" w:w="3324"/>
+            <w:tcW w:type="dxa" w:w="680"/>
           </w:tcPr>
           <w:p>
             <w:pPr>
@@ -3622,7 +3637,7 @@
         </w:tc>
         <w:tc>
           <w:tcPr>
-            <w:tcW w:type="dxa" w:w="3324"/>
+            <w:tcW w:type="dxa" w:w="4536"/>
           </w:tcPr>
           <w:p>
             <w:pPr>
@@ -3641,7 +3656,7 @@
         </w:tc>
         <w:tc>
           <w:tcPr>
-            <w:tcW w:type="dxa" w:w="3324"/>
+            <w:tcW w:type="dxa" w:w="4252"/>
           </w:tcPr>
           <w:p>
             <w:pPr>
@@ -3661,7 +3676,7 @@
       <w:tr>
         <w:tc>
           <w:tcPr>
-            <w:tcW w:type="dxa" w:w="3324"/>
+            <w:tcW w:type="dxa" w:w="680"/>
           </w:tcPr>
           <w:p>
             <w:pPr>
@@ -3680,7 +3695,7 @@
         </w:tc>
         <w:tc>
           <w:tcPr>
-            <w:tcW w:type="dxa" w:w="3324"/>
+            <w:tcW w:type="dxa" w:w="4536"/>
           </w:tcPr>
           <w:p>
             <w:pPr>
@@ -3699,7 +3714,7 @@
         </w:tc>
         <w:tc>
           <w:tcPr>
-            <w:tcW w:type="dxa" w:w="3324"/>
+            <w:tcW w:type="dxa" w:w="4252"/>
           </w:tcPr>
           <w:p>
             <w:pPr>
@@ -3719,7 +3734,7 @@
       <w:tr>
         <w:tc>
           <w:tcPr>
-            <w:tcW w:type="dxa" w:w="3324"/>
+            <w:tcW w:type="dxa" w:w="680"/>
           </w:tcPr>
           <w:p>
             <w:pPr>
@@ -3738,7 +3753,7 @@
         </w:tc>
         <w:tc>
           <w:tcPr>
-            <w:tcW w:type="dxa" w:w="3324"/>
+            <w:tcW w:type="dxa" w:w="4536"/>
           </w:tcPr>
           <w:p>
             <w:pPr>
@@ -3757,7 +3772,7 @@
         </w:tc>
         <w:tc>
           <w:tcPr>
-            <w:tcW w:type="dxa" w:w="3324"/>
+            <w:tcW w:type="dxa" w:w="4252"/>
           </w:tcPr>
           <w:p>
             <w:pPr>
@@ -3777,7 +3792,7 @@
       <w:tr>
         <w:tc>
           <w:tcPr>
-            <w:tcW w:type="dxa" w:w="3324"/>
+            <w:tcW w:type="dxa" w:w="680"/>
           </w:tcPr>
           <w:p>
             <w:pPr>
@@ -3796,7 +3811,7 @@
         </w:tc>
         <w:tc>
           <w:tcPr>
-            <w:tcW w:type="dxa" w:w="3324"/>
+            <w:tcW w:type="dxa" w:w="4536"/>
           </w:tcPr>
           <w:p>
             <w:pPr>
@@ -3815,7 +3830,7 @@
         </w:tc>
         <w:tc>
           <w:tcPr>
-            <w:tcW w:type="dxa" w:w="3324"/>
+            <w:tcW w:type="dxa" w:w="4252"/>
           </w:tcPr>
           <w:p>
             <w:pPr>
@@ -3835,7 +3850,7 @@
       <w:tr>
         <w:tc>
           <w:tcPr>
-            <w:tcW w:type="dxa" w:w="3324"/>
+            <w:tcW w:type="dxa" w:w="680"/>
           </w:tcPr>
           <w:p>
             <w:pPr>
@@ -3854,7 +3869,7 @@
         </w:tc>
         <w:tc>
           <w:tcPr>
-            <w:tcW w:type="dxa" w:w="3324"/>
+            <w:tcW w:type="dxa" w:w="4536"/>
           </w:tcPr>
           <w:p>
             <w:pPr>
@@ -3873,7 +3888,7 @@
         </w:tc>
         <w:tc>
           <w:tcPr>
-            <w:tcW w:type="dxa" w:w="3324"/>
+            <w:tcW w:type="dxa" w:w="4252"/>
           </w:tcPr>
           <w:p>
             <w:pPr>
@@ -3893,7 +3908,7 @@
       <w:tr>
         <w:tc>
           <w:tcPr>
-            <w:tcW w:type="dxa" w:w="3324"/>
+            <w:tcW w:type="dxa" w:w="680"/>
           </w:tcPr>
           <w:p>
             <w:pPr>
@@ -3912,7 +3927,7 @@
         </w:tc>
         <w:tc>
           <w:tcPr>
-            <w:tcW w:type="dxa" w:w="3324"/>
+            <w:tcW w:type="dxa" w:w="4536"/>
           </w:tcPr>
           <w:p>
             <w:pPr>
@@ -3931,7 +3946,7 @@
         </w:tc>
         <w:tc>
           <w:tcPr>
-            <w:tcW w:type="dxa" w:w="3324"/>
+            <w:tcW w:type="dxa" w:w="4252"/>
           </w:tcPr>
           <w:p>
             <w:pPr>
@@ -4480,6 +4495,7 @@
                 <w:i w:val="0"/>
                 <w:sz w:val="22"/>
               </w:rPr>
+              <w:t>wykład z elementami dyskusji z prezentacją multimedialną, wykład zaproszony; burza mózgów; rozwiązywanie zadań; analiza przypadków; prezentacje; praca w Unreal Engine; Kryteria oceny; Studenci prezentują swoje projekty (gry) i są oceniani przez publiczność punktowo:; Styl (1-10); Rozgrywka (1-10); Zabawa (1-10); Kreatywność (1-10); Ukończenie (1-10); Studenci opowiadają także o swoim wkładzie w projekt i przyznają sobie punkty za:; Wysiłek (1-10).; Następnie obliczana jest ocena grupowa. Każda osoba z grupy określa, czy jej ocena końcowa powinna być taka sama jak ocena grupowa, czy też powinna otrzymać ocenę wyższą lub niższą. Ocena ta staje się oceną końcową dla każdego ucznia.</w:t>
             </w:r>
           </w:p>
         </w:tc>
@@ -4537,6 +4553,7 @@
                 <w:i w:val="0"/>
                 <w:sz w:val="22"/>
               </w:rPr>
+              <w:t>wykład z elementami dyskusji z prezentacją multimedialną, wykład zaproszony; burza mózgów; rozwiązywanie zadań; analiza przypadków; prezentacje; praca w Unreal Engine; Kryteria oceny; Studenci prezentują swoje projekty (gry) i są oceniani przez publiczność punktowo:; Styl (1-10); Rozgrywka (1-10); Zabawa (1-10); Kreatywność (1-10); Ukończenie (1-10); Studenci opowiadają także o swoim wkładzie w projekt i przyznają sobie punkty za:; Wysiłek (1-10).; Następnie obliczana jest ocena grupowa. Każda osoba z grupy określa, czy jej ocena końcowa powinna być taka sama jak ocena grupowa, czy też powinna otrzymać ocenę wyższą lub niższą. Ocena ta staje się oceną końcową dla każdego ucznia.</w:t>
             </w:r>
           </w:p>
         </w:tc>
@@ -4699,6 +4716,7 @@
                 <w:i w:val="0"/>
                 <w:sz w:val="22"/>
               </w:rPr>
+              <w:t>wykład z elementami dyskusji z prezentacją multimedialną, wykład zaproszony; burza mózgów; rozwiązywanie zadań; analiza przypadków; prezentacje; praca w Unreal Engine; Kryteria oceny; Studenci prezentują swoje projekty (gry) i są oceniani przez publiczność punktowo:; Styl (1-10); Rozgrywka (1-10); Zabawa (1-10); Kreatywność (1-10); Ukończenie (1-10); Studenci opowiadają także o swoim wkładzie w projekt i przyznają sobie punkty za:; Wysiłek (1-10).; Następnie obliczana jest ocena grupowa. Każda osoba z grupy określa, czy jej ocena końcowa powinna być taka sama jak ocena grupowa, czy też powinna otrzymać ocenę wyższą lub niższą. Ocena ta staje się oceną końcową dla każdego ucznia.</w:t>
             </w:r>
           </w:p>
         </w:tc>
@@ -4756,6 +4774,7 @@
                 <w:i w:val="0"/>
                 <w:sz w:val="22"/>
               </w:rPr>
+              <w:t>wykład z elementami dyskusji z prezentacją multimedialną, wykład zaproszony; burza mózgów; rozwiązywanie zadań; analiza przypadków; prezentacje; praca w Unreal Engine; Kryteria oceny; Studenci prezentują swoje projekty (gry) i są oceniani przez publiczność punktowo:; Styl (1-10); Rozgrywka (1-10); Zabawa (1-10); Kreatywność (1-10); Ukończenie (1-10); Studenci opowiadają także o swoim wkładzie w projekt i przyznają sobie punkty za:; Wysiłek (1-10).; Następnie obliczana jest ocena grupowa. Każda osoba z grupy określa, czy jej ocena końcowa powinna być taka sama jak ocena grupowa, czy też powinna otrzymać ocenę wyższą lub niższą. Ocena ta staje się oceną końcową dla każdego ucznia.</w:t>
             </w:r>
           </w:p>
         </w:tc>
@@ -4813,6 +4832,7 @@
                 <w:i w:val="0"/>
                 <w:sz w:val="22"/>
               </w:rPr>
+              <w:t>wykład z elementami dyskusji z prezentacją multimedialną, wykład zaproszony; burza mózgów; rozwiązywanie zadań; analiza przypadków; prezentacje; praca w Unreal Engine; Kryteria oceny; Studenci prezentują swoje projekty (gry) i są oceniani przez publiczność punktowo:; Styl (1-10); Rozgrywka (1-10); Zabawa (1-10); Kreatywność (1-10); Ukończenie (1-10); Studenci opowiadają także o swoim wkładzie w projekt i przyznają sobie punkty za:; Wysiłek (1-10).; Następnie obliczana jest ocena grupowa. Każda osoba z grupy określa, czy jej ocena końcowa powinna być taka sama jak ocena grupowa, czy też powinna otrzymać ocenę wyższą lub niższą. Ocena ta staje się oceną końcową dla każdego ucznia.</w:t>
             </w:r>
           </w:p>
         </w:tc>
@@ -4870,6 +4890,7 @@
                 <w:i w:val="0"/>
                 <w:sz w:val="22"/>
               </w:rPr>
+              <w:t>wykład z elementami dyskusji z prezentacją multimedialną, wykład zaproszony; burza mózgów; rozwiązywanie zadań; analiza przypadków; prezentacje; praca w Unreal Engine; Kryteria oceny; Studenci prezentują swoje projekty (gry) i są oceniani przez publiczność punktowo:; Styl (1-10); Rozgrywka (1-10); Zabawa (1-10); Kreatywność (1-10); Ukończenie (1-10); Studenci opowiadają także o swoim wkładzie w projekt i przyznają sobie punkty za:; Wysiłek (1-10).; Następnie obliczana jest ocena grupowa. Każda osoba z grupy określa, czy jej ocena końcowa powinna być taka sama jak ocena grupowa, czy też powinna otrzymać ocenę wyższą lub niższą. Ocena ta staje się oceną końcową dla każdego ucznia.</w:t>
             </w:r>
           </w:p>
         </w:tc>
@@ -4927,6 +4948,7 @@
                 <w:i w:val="0"/>
                 <w:sz w:val="22"/>
               </w:rPr>
+              <w:t>wykład z elementami dyskusji z prezentacją multimedialną, wykład zaproszony; burza mózgów; rozwiązywanie zadań; analiza przypadków; prezentacje; praca w Unreal Engine; Kryteria oceny; Studenci prezentują swoje projekty (gry) i są oceniani przez publiczność punktowo:; Styl (1-10); Rozgrywka (1-10); Zabawa (1-10); Kreatywność (1-10); Ukończenie (1-10); Studenci opowiadają także o swoim wkładzie w projekt i przyznają sobie punkty za:; Wysiłek (1-10).; Następnie obliczana jest ocena grupowa. Każda osoba z grupy określa, czy jej ocena końcowa powinna być taka sama jak ocena grupowa, czy też powinna otrzymać ocenę wyższą lub niższą. Ocena ta staje się oceną końcową dla każdego ucznia.</w:t>
             </w:r>
           </w:p>
         </w:tc>
@@ -5089,6 +5111,7 @@
                 <w:i w:val="0"/>
                 <w:sz w:val="22"/>
               </w:rPr>
+              <w:t>wykład z elementami dyskusji z prezentacją multimedialną, wykład zaproszony; burza mózgów; rozwiązywanie zadań; analiza przypadków; prezentacje; praca w Unreal Engine; Kryteria oceny; Studenci prezentują swoje projekty (gry) i są oceniani przez publiczność punktowo:; Styl (1-10); Rozgrywka (1-10); Zabawa (1-10); Kreatywność (1-10); Ukończenie (1-10); Studenci opowiadają także o swoim wkładzie w projekt i przyznają sobie punkty za:; Wysiłek (1-10).; Następnie obliczana jest ocena grupowa. Każda osoba z grupy określa, czy jej ocena końcowa powinna być taka sama jak ocena grupowa, czy też powinna otrzymać ocenę wyższą lub niższą. Ocena ta staje się oceną końcową dla każdego ucznia.</w:t>
             </w:r>
           </w:p>
         </w:tc>
@@ -5146,6 +5169,7 @@
                 <w:i w:val="0"/>
                 <w:sz w:val="22"/>
               </w:rPr>
+              <w:t>wykład z elementami dyskusji z prezentacją multimedialną, wykład zaproszony; burza mózgów; rozwiązywanie zadań; analiza przypadków; prezentacje; praca w Unreal Engine; Kryteria oceny; Studenci prezentują swoje projekty (gry) i są oceniani przez publiczność punktowo:; Styl (1-10); Rozgrywka (1-10); Zabawa (1-10); Kreatywność (1-10); Ukończenie (1-10); Studenci opowiadają także o swoim wkładzie w projekt i przyznają sobie punkty za:; Wysiłek (1-10).; Następnie obliczana jest ocena grupowa. Każda osoba z grupy określa, czy jej ocena końcowa powinna być taka sama jak ocena grupowa, czy też powinna otrzymać ocenę wyższą lub niższą. Ocena ta staje się oceną końcową dla każdego ucznia.</w:t>
             </w:r>
           </w:p>
         </w:tc>
@@ -5203,6 +5227,7 @@
                 <w:i w:val="0"/>
                 <w:sz w:val="22"/>
               </w:rPr>
+              <w:t>wykład z elementami dyskusji z prezentacją multimedialną, wykład zaproszony; burza mózgów; rozwiązywanie zadań; analiza przypadków; prezentacje; praca w Unreal Engine; Kryteria oceny; Studenci prezentują swoje projekty (gry) i są oceniani przez publiczność punktowo:; Styl (1-10); Rozgrywka (1-10); Zabawa (1-10); Kreatywność (1-10); Ukończenie (1-10); Studenci opowiadają także o swoim wkładzie w projekt i przyznają sobie punkty za:; Wysiłek (1-10).; Następnie obliczana jest ocena grupowa. Każda osoba z grupy określa, czy jej ocena końcowa powinna być taka sama jak ocena grupowa, czy też powinna otrzymać ocenę wyższą lub niższą. Ocena ta staje się oceną końcową dla każdego ucznia.</w:t>
             </w:r>
           </w:p>
         </w:tc>
@@ -5260,6 +5285,7 @@
                 <w:i w:val="0"/>
                 <w:sz w:val="22"/>
               </w:rPr>
+              <w:t>wykład z elementami dyskusji z prezentacją multimedialną, wykład zaproszony; burza mózgów; rozwiązywanie zadań; analiza przypadków; prezentacje; praca w Unreal Engine; Kryteria oceny; Studenci prezentują swoje projekty (gry) i są oceniani przez publiczność punktowo:; Styl (1-10); Rozgrywka (1-10); Zabawa (1-10); Kreatywność (1-10); Ukończenie (1-10); Studenci opowiadają także o swoim wkładzie w projekt i przyznają sobie punkty za:; Wysiłek (1-10).; Następnie obliczana jest ocena grupowa. Każda osoba z grupy określa, czy jej ocena końcowa powinna być taka sama jak ocena grupowa, czy też powinna otrzymać ocenę wyższą lub niższą. Ocena ta staje się oceną końcową dla każdego ucznia.</w:t>
             </w:r>
           </w:p>
         </w:tc>
@@ -5317,6 +5343,7 @@
                 <w:i w:val="0"/>
                 <w:sz w:val="22"/>
               </w:rPr>
+              <w:t>wykład z elementami dyskusji z prezentacją multimedialną, wykład zaproszony; burza mózgów; rozwiązywanie zadań; analiza przypadków; prezentacje; praca w Unreal Engine; Kryteria oceny; Studenci prezentują swoje projekty (gry) i są oceniani przez publiczność punktowo:; Styl (1-10); Rozgrywka (1-10); Zabawa (1-10); Kreatywność (1-10); Ukończenie (1-10); Studenci opowiadają także o swoim wkładzie w projekt i przyznają sobie punkty za:; Wysiłek (1-10).; Następnie obliczana jest ocena grupowa. Każda osoba z grupy określa, czy jej ocena końcowa powinna być taka sama jak ocena grupowa, czy też powinna otrzymać ocenę wyższą lub niższą. Ocena ta staje się oceną końcową dla każdego ucznia.</w:t>
             </w:r>
           </w:p>
         </w:tc>
@@ -5422,62 +5449,6 @@
                 <w:sz w:val="16"/>
               </w:rPr>
               <w:t>Wyposażenie specjalistyczne konieczne do realizacji przedmiotu</w:t>
-            </w:r>
-          </w:p>
-        </w:tc>
-      </w:tr>
-      <w:tr>
-        <w:tc>
-          <w:tcPr>
-            <w:tcW w:type="dxa" w:w="3324"/>
-          </w:tcPr>
-          <w:p>
-            <w:pPr>
-              <w:spacing w:before="20" w:after="20"/>
-            </w:pPr>
-            <w:r>
-              <w:rPr>
-                <w:rFonts w:ascii="Aptos" w:hAnsi="Aptos"/>
-                <w:b w:val="0"/>
-                <w:i w:val="0"/>
-                <w:sz w:val="22"/>
-              </w:rPr>
-            </w:r>
-          </w:p>
-        </w:tc>
-        <w:tc>
-          <w:tcPr>
-            <w:tcW w:type="dxa" w:w="3324"/>
-          </w:tcPr>
-          <w:p>
-            <w:pPr>
-              <w:spacing w:before="20" w:after="20"/>
-            </w:pPr>
-            <w:r>
-              <w:rPr>
-                <w:rFonts w:ascii="Aptos" w:hAnsi="Aptos"/>
-                <w:b w:val="0"/>
-                <w:i w:val="0"/>
-                <w:sz w:val="22"/>
-              </w:rPr>
-            </w:r>
-          </w:p>
-        </w:tc>
-        <w:tc>
-          <w:tcPr>
-            <w:tcW w:type="dxa" w:w="3324"/>
-          </w:tcPr>
-          <w:p>
-            <w:pPr>
-              <w:spacing w:before="20" w:after="20"/>
-            </w:pPr>
-            <w:r>
-              <w:rPr>
-                <w:rFonts w:ascii="Aptos" w:hAnsi="Aptos"/>
-                <w:b w:val="0"/>
-                <w:i w:val="0"/>
-                <w:sz w:val="22"/>
-              </w:rPr>
             </w:r>
           </w:p>
         </w:tc>

--- a/public/assets/files/niestacjonarne/WG1.docx
+++ b/public/assets/files/niestacjonarne/WG1.docx
@@ -1155,6 +1155,7 @@
                 <w:i w:val="0"/>
                 <w:sz w:val="22"/>
               </w:rPr>
+              <w:t>Projektowanie i wytwarzanie gry w Unreal Engine; programowanie mechanik rozgrywki; praca w grupie projektowej; przygotowanie prezentacji projektu.</w:t>
             </w:r>
           </w:p>
         </w:tc>
@@ -1265,7 +1266,97 @@
           <w:tcPr>
             <w:tcW w:type="dxa" w:w="9972"/>
           </w:tcPr>
-          <w:p/>
+          <w:p>
+            <w:pPr>
+              <w:spacing w:before="20" w:after="20"/>
+            </w:pPr>
+            <w:r>
+              <w:rPr>
+                <w:rFonts w:ascii="Aptos" w:hAnsi="Aptos"/>
+                <w:b/>
+                <w:sz w:val="22"/>
+              </w:rPr>
+              <w:t>Wykład:</w:t>
+            </w:r>
+          </w:p>
+          <w:p>
+            <w:pPr>
+              <w:spacing w:before="20" w:after="20"/>
+            </w:pPr>
+            <w:r>
+              <w:rPr>
+                <w:rFonts w:ascii="Aptos" w:hAnsi="Aptos"/>
+                <w:b w:val="0"/>
+                <w:sz w:val="22"/>
+              </w:rPr>
+              <w:t>• wykład z prezentacją multimedialną</w:t>
+            </w:r>
+          </w:p>
+          <w:p>
+            <w:pPr>
+              <w:spacing w:before="20" w:after="20"/>
+            </w:pPr>
+            <w:r>
+              <w:rPr>
+                <w:rFonts w:ascii="Aptos" w:hAnsi="Aptos"/>
+                <w:b w:val="0"/>
+                <w:sz w:val="22"/>
+              </w:rPr>
+              <w:t>• wykład konwersatoryjny (z elementami dyskusji)</w:t>
+            </w:r>
+          </w:p>
+          <w:p>
+            <w:pPr>
+              <w:spacing w:before="20" w:after="20"/>
+            </w:pPr>
+            <w:r>
+              <w:rPr>
+                <w:rFonts w:ascii="Aptos" w:hAnsi="Aptos"/>
+                <w:b/>
+                <w:sz w:val="22"/>
+              </w:rPr>
+              <w:t>Ćwiczenia / Laboratorium:</w:t>
+            </w:r>
+          </w:p>
+          <w:p>
+            <w:pPr>
+              <w:spacing w:before="20" w:after="20"/>
+            </w:pPr>
+            <w:r>
+              <w:rPr>
+                <w:rFonts w:ascii="Aptos" w:hAnsi="Aptos"/>
+                <w:b w:val="0"/>
+                <w:sz w:val="22"/>
+              </w:rPr>
+              <w:t>• metoda projektów (projekt praktyczny)</w:t>
+            </w:r>
+          </w:p>
+          <w:p>
+            <w:pPr>
+              <w:spacing w:before="20" w:after="20"/>
+            </w:pPr>
+            <w:r>
+              <w:rPr>
+                <w:rFonts w:ascii="Aptos" w:hAnsi="Aptos"/>
+                <w:b w:val="0"/>
+                <w:sz w:val="22"/>
+              </w:rPr>
+              <w:t>• praca w grupach</w:t>
+            </w:r>
+          </w:p>
+          <w:p>
+            <w:pPr>
+              <w:spacing w:before="20" w:after="20"/>
+            </w:pPr>
+            <w:r>
+              <w:rPr>
+                <w:rFonts w:ascii="Aptos" w:hAnsi="Aptos"/>
+                <w:b w:val="0"/>
+                <w:sz w:val="22"/>
+              </w:rPr>
+              <w:t>• burza mózgów</w:t>
+            </w:r>
+          </w:p>
         </w:tc>
       </w:tr>
     </w:tbl>
@@ -1514,189 +1605,10 @@
             <w:r>
               <w:rPr>
                 <w:rFonts w:ascii="Aptos" w:hAnsi="Aptos"/>
+                <w:b w:val="0"/>
+                <w:i w:val="0"/>
                 <w:sz w:val="22"/>
               </w:rPr>
-              <w:t>1. wykład z elementami dyskusji z prezentacją multimedialną, wykład zaproszony</w:t>
-            </w:r>
-          </w:p>
-          <w:p>
-            <w:pPr>
-              <w:spacing w:before="20" w:after="20"/>
-            </w:pPr>
-            <w:r>
-              <w:rPr>
-                <w:rFonts w:ascii="Aptos" w:hAnsi="Aptos"/>
-                <w:sz w:val="22"/>
-              </w:rPr>
-              <w:t>2. burza mózgów</w:t>
-            </w:r>
-          </w:p>
-          <w:p>
-            <w:pPr>
-              <w:spacing w:before="20" w:after="20"/>
-            </w:pPr>
-            <w:r>
-              <w:rPr>
-                <w:rFonts w:ascii="Aptos" w:hAnsi="Aptos"/>
-                <w:sz w:val="22"/>
-              </w:rPr>
-              <w:t>3. rozwiązywanie zadań</w:t>
-            </w:r>
-          </w:p>
-          <w:p>
-            <w:pPr>
-              <w:spacing w:before="20" w:after="20"/>
-            </w:pPr>
-            <w:r>
-              <w:rPr>
-                <w:rFonts w:ascii="Aptos" w:hAnsi="Aptos"/>
-                <w:sz w:val="22"/>
-              </w:rPr>
-              <w:t>4. analiza przypadków</w:t>
-            </w:r>
-          </w:p>
-          <w:p>
-            <w:pPr>
-              <w:spacing w:before="20" w:after="20"/>
-            </w:pPr>
-            <w:r>
-              <w:rPr>
-                <w:rFonts w:ascii="Aptos" w:hAnsi="Aptos"/>
-                <w:sz w:val="22"/>
-              </w:rPr>
-              <w:t>5. prezentacje</w:t>
-            </w:r>
-          </w:p>
-          <w:p>
-            <w:pPr>
-              <w:spacing w:before="20" w:after="20"/>
-            </w:pPr>
-            <w:r>
-              <w:rPr>
-                <w:rFonts w:ascii="Aptos" w:hAnsi="Aptos"/>
-                <w:sz w:val="22"/>
-              </w:rPr>
-              <w:t>6. praca w Unreal Engine</w:t>
-            </w:r>
-          </w:p>
-          <w:p>
-            <w:pPr>
-              <w:spacing w:before="20" w:after="20"/>
-            </w:pPr>
-            <w:r>
-              <w:rPr>
-                <w:rFonts w:ascii="Aptos" w:hAnsi="Aptos"/>
-                <w:sz w:val="22"/>
-              </w:rPr>
-              <w:t>7. Kryteria oceny</w:t>
-            </w:r>
-          </w:p>
-          <w:p>
-            <w:pPr>
-              <w:spacing w:before="20" w:after="20"/>
-            </w:pPr>
-            <w:r>
-              <w:rPr>
-                <w:rFonts w:ascii="Aptos" w:hAnsi="Aptos"/>
-                <w:sz w:val="22"/>
-              </w:rPr>
-              <w:t>8. Studenci prezentują swoje projekty (gry) i są oceniani przez publiczność punktowo:</w:t>
-            </w:r>
-          </w:p>
-          <w:p>
-            <w:pPr>
-              <w:spacing w:before="20" w:after="20"/>
-            </w:pPr>
-            <w:r>
-              <w:rPr>
-                <w:rFonts w:ascii="Aptos" w:hAnsi="Aptos"/>
-                <w:sz w:val="22"/>
-              </w:rPr>
-              <w:t>9. Styl (1-10)</w:t>
-            </w:r>
-          </w:p>
-          <w:p>
-            <w:pPr>
-              <w:spacing w:before="20" w:after="20"/>
-            </w:pPr>
-            <w:r>
-              <w:rPr>
-                <w:rFonts w:ascii="Aptos" w:hAnsi="Aptos"/>
-                <w:sz w:val="22"/>
-              </w:rPr>
-              <w:t>10. Rozgrywka (1-10)</w:t>
-            </w:r>
-          </w:p>
-          <w:p>
-            <w:pPr>
-              <w:spacing w:before="20" w:after="20"/>
-            </w:pPr>
-            <w:r>
-              <w:rPr>
-                <w:rFonts w:ascii="Aptos" w:hAnsi="Aptos"/>
-                <w:sz w:val="22"/>
-              </w:rPr>
-              <w:t>11. Zabawa (1-10)</w:t>
-            </w:r>
-          </w:p>
-          <w:p>
-            <w:pPr>
-              <w:spacing w:before="20" w:after="20"/>
-            </w:pPr>
-            <w:r>
-              <w:rPr>
-                <w:rFonts w:ascii="Aptos" w:hAnsi="Aptos"/>
-                <w:sz w:val="22"/>
-              </w:rPr>
-              <w:t>12. Kreatywność (1-10)</w:t>
-            </w:r>
-          </w:p>
-          <w:p>
-            <w:pPr>
-              <w:spacing w:before="20" w:after="20"/>
-            </w:pPr>
-            <w:r>
-              <w:rPr>
-                <w:rFonts w:ascii="Aptos" w:hAnsi="Aptos"/>
-                <w:sz w:val="22"/>
-              </w:rPr>
-              <w:t>13. Ukończenie (1-10)</w:t>
-            </w:r>
-          </w:p>
-          <w:p>
-            <w:pPr>
-              <w:spacing w:before="20" w:after="20"/>
-            </w:pPr>
-            <w:r>
-              <w:rPr>
-                <w:rFonts w:ascii="Aptos" w:hAnsi="Aptos"/>
-                <w:sz w:val="22"/>
-              </w:rPr>
-              <w:t>14. Studenci opowiadają także o swoim wkładzie w projekt i przyznają sobie punkty za:</w:t>
-            </w:r>
-          </w:p>
-          <w:p>
-            <w:pPr>
-              <w:spacing w:before="20" w:after="20"/>
-            </w:pPr>
-            <w:r>
-              <w:rPr>
-                <w:rFonts w:ascii="Aptos" w:hAnsi="Aptos"/>
-                <w:sz w:val="22"/>
-              </w:rPr>
-              <w:t>15. Wysiłek (1-10).</w:t>
-            </w:r>
-          </w:p>
-          <w:p>
-            <w:pPr>
-              <w:spacing w:before="20" w:after="20"/>
-            </w:pPr>
-            <w:r>
-              <w:rPr>
-                <w:rFonts w:ascii="Aptos" w:hAnsi="Aptos"/>
-                <w:sz w:val="22"/>
-              </w:rPr>
-              <w:t>16. Następnie obliczana jest ocena grupowa. Każda osoba z grupy określa, czy jej ocena końcowa powinna być taka sama jak ocena grupowa, czy też powinna otrzymać ocenę wyższą lub niższą. Ocena ta staje się oceną końcową dla każdego ucznia.</w:t>
             </w:r>
           </w:p>
         </w:tc>
@@ -1713,7 +1625,7 @@
                 <w:rFonts w:ascii="Aptos" w:hAnsi="Aptos"/>
                 <w:sz w:val="22"/>
               </w:rPr>
-              <w:t>1. wykład z elementami dyskusji z prezentacją multimedialną, wykład zaproszony</w:t>
+              <w:t>1. prezentacja projektu i dokumentacji</w:t>
             </w:r>
           </w:p>
           <w:p>
@@ -1725,175 +1637,7 @@
                 <w:rFonts w:ascii="Aptos" w:hAnsi="Aptos"/>
                 <w:sz w:val="22"/>
               </w:rPr>
-              <w:t>2. burza mózgów</w:t>
-            </w:r>
-          </w:p>
-          <w:p>
-            <w:pPr>
-              <w:spacing w:before="20" w:after="20"/>
-            </w:pPr>
-            <w:r>
-              <w:rPr>
-                <w:rFonts w:ascii="Aptos" w:hAnsi="Aptos"/>
-                <w:sz w:val="22"/>
-              </w:rPr>
-              <w:t>3. rozwiązywanie zadań</w:t>
-            </w:r>
-          </w:p>
-          <w:p>
-            <w:pPr>
-              <w:spacing w:before="20" w:after="20"/>
-            </w:pPr>
-            <w:r>
-              <w:rPr>
-                <w:rFonts w:ascii="Aptos" w:hAnsi="Aptos"/>
-                <w:sz w:val="22"/>
-              </w:rPr>
-              <w:t>4. analiza przypadków</w:t>
-            </w:r>
-          </w:p>
-          <w:p>
-            <w:pPr>
-              <w:spacing w:before="20" w:after="20"/>
-            </w:pPr>
-            <w:r>
-              <w:rPr>
-                <w:rFonts w:ascii="Aptos" w:hAnsi="Aptos"/>
-                <w:sz w:val="22"/>
-              </w:rPr>
-              <w:t>5. prezentacje</w:t>
-            </w:r>
-          </w:p>
-          <w:p>
-            <w:pPr>
-              <w:spacing w:before="20" w:after="20"/>
-            </w:pPr>
-            <w:r>
-              <w:rPr>
-                <w:rFonts w:ascii="Aptos" w:hAnsi="Aptos"/>
-                <w:sz w:val="22"/>
-              </w:rPr>
-              <w:t>6. praca w Unreal Engine</w:t>
-            </w:r>
-          </w:p>
-          <w:p>
-            <w:pPr>
-              <w:spacing w:before="20" w:after="20"/>
-            </w:pPr>
-            <w:r>
-              <w:rPr>
-                <w:rFonts w:ascii="Aptos" w:hAnsi="Aptos"/>
-                <w:sz w:val="22"/>
-              </w:rPr>
-              <w:t>7. Kryteria oceny</w:t>
-            </w:r>
-          </w:p>
-          <w:p>
-            <w:pPr>
-              <w:spacing w:before="20" w:after="20"/>
-            </w:pPr>
-            <w:r>
-              <w:rPr>
-                <w:rFonts w:ascii="Aptos" w:hAnsi="Aptos"/>
-                <w:sz w:val="22"/>
-              </w:rPr>
-              <w:t>8. Studenci prezentują swoje projekty (gry) i są oceniani przez publiczność punktowo:</w:t>
-            </w:r>
-          </w:p>
-          <w:p>
-            <w:pPr>
-              <w:spacing w:before="20" w:after="20"/>
-            </w:pPr>
-            <w:r>
-              <w:rPr>
-                <w:rFonts w:ascii="Aptos" w:hAnsi="Aptos"/>
-                <w:sz w:val="22"/>
-              </w:rPr>
-              <w:t>9. Styl (1-10)</w:t>
-            </w:r>
-          </w:p>
-          <w:p>
-            <w:pPr>
-              <w:spacing w:before="20" w:after="20"/>
-            </w:pPr>
-            <w:r>
-              <w:rPr>
-                <w:rFonts w:ascii="Aptos" w:hAnsi="Aptos"/>
-                <w:sz w:val="22"/>
-              </w:rPr>
-              <w:t>10. Rozgrywka (1-10)</w:t>
-            </w:r>
-          </w:p>
-          <w:p>
-            <w:pPr>
-              <w:spacing w:before="20" w:after="20"/>
-            </w:pPr>
-            <w:r>
-              <w:rPr>
-                <w:rFonts w:ascii="Aptos" w:hAnsi="Aptos"/>
-                <w:sz w:val="22"/>
-              </w:rPr>
-              <w:t>11. Zabawa (1-10)</w:t>
-            </w:r>
-          </w:p>
-          <w:p>
-            <w:pPr>
-              <w:spacing w:before="20" w:after="20"/>
-            </w:pPr>
-            <w:r>
-              <w:rPr>
-                <w:rFonts w:ascii="Aptos" w:hAnsi="Aptos"/>
-                <w:sz w:val="22"/>
-              </w:rPr>
-              <w:t>12. Kreatywność (1-10)</w:t>
-            </w:r>
-          </w:p>
-          <w:p>
-            <w:pPr>
-              <w:spacing w:before="20" w:after="20"/>
-            </w:pPr>
-            <w:r>
-              <w:rPr>
-                <w:rFonts w:ascii="Aptos" w:hAnsi="Aptos"/>
-                <w:sz w:val="22"/>
-              </w:rPr>
-              <w:t>13. Ukończenie (1-10)</w:t>
-            </w:r>
-          </w:p>
-          <w:p>
-            <w:pPr>
-              <w:spacing w:before="20" w:after="20"/>
-            </w:pPr>
-            <w:r>
-              <w:rPr>
-                <w:rFonts w:ascii="Aptos" w:hAnsi="Aptos"/>
-                <w:sz w:val="22"/>
-              </w:rPr>
-              <w:t>14. Studenci opowiadają także o swoim wkładzie w projekt i przyznają sobie punkty za:</w:t>
-            </w:r>
-          </w:p>
-          <w:p>
-            <w:pPr>
-              <w:spacing w:before="20" w:after="20"/>
-            </w:pPr>
-            <w:r>
-              <w:rPr>
-                <w:rFonts w:ascii="Aptos" w:hAnsi="Aptos"/>
-                <w:sz w:val="22"/>
-              </w:rPr>
-              <w:t>15. Wysiłek (1-10).</w:t>
-            </w:r>
-          </w:p>
-          <w:p>
-            <w:pPr>
-              <w:spacing w:before="20" w:after="20"/>
-            </w:pPr>
-            <w:r>
-              <w:rPr>
-                <w:rFonts w:ascii="Aptos" w:hAnsi="Aptos"/>
-                <w:sz w:val="22"/>
-              </w:rPr>
-              <w:t>16. Następnie obliczana jest ocena grupowa. Każda osoba z grupy określa, czy jej ocena końcowa powinna być taka sama jak ocena grupowa, czy też powinna otrzymać ocenę wyższą lub niższą. Ocena ta staje się oceną końcową dla każdego ucznia.</w:t>
+              <w:t>2. ocena sporządzonego oprogramowania</w:t>
             </w:r>
           </w:p>
         </w:tc>
@@ -4495,7 +4239,7 @@
                 <w:i w:val="0"/>
                 <w:sz w:val="22"/>
               </w:rPr>
-              <w:t>wykład z elementami dyskusji z prezentacją multimedialną, wykład zaproszony; burza mózgów; rozwiązywanie zadań; analiza przypadków; prezentacje; praca w Unreal Engine; Kryteria oceny; Studenci prezentują swoje projekty (gry) i są oceniani przez publiczność punktowo:; Styl (1-10); Rozgrywka (1-10); Zabawa (1-10); Kreatywność (1-10); Ukończenie (1-10); Studenci opowiadają także o swoim wkładzie w projekt i przyznają sobie punkty za:; Wysiłek (1-10).; Następnie obliczana jest ocena grupowa. Każda osoba z grupy określa, czy jej ocena końcowa powinna być taka sama jak ocena grupowa, czy też powinna otrzymać ocenę wyższą lub niższą. Ocena ta staje się oceną końcową dla każdego ucznia.</w:t>
+              <w:t>prezentacja projektu i dokumentacji; ocena sporządzonego oprogramowania</w:t>
             </w:r>
           </w:p>
         </w:tc>
@@ -4553,7 +4297,7 @@
                 <w:i w:val="0"/>
                 <w:sz w:val="22"/>
               </w:rPr>
-              <w:t>wykład z elementami dyskusji z prezentacją multimedialną, wykład zaproszony; burza mózgów; rozwiązywanie zadań; analiza przypadków; prezentacje; praca w Unreal Engine; Kryteria oceny; Studenci prezentują swoje projekty (gry) i są oceniani przez publiczność punktowo:; Styl (1-10); Rozgrywka (1-10); Zabawa (1-10); Kreatywność (1-10); Ukończenie (1-10); Studenci opowiadają także o swoim wkładzie w projekt i przyznają sobie punkty za:; Wysiłek (1-10).; Następnie obliczana jest ocena grupowa. Każda osoba z grupy określa, czy jej ocena końcowa powinna być taka sama jak ocena grupowa, czy też powinna otrzymać ocenę wyższą lub niższą. Ocena ta staje się oceną końcową dla każdego ucznia.</w:t>
+              <w:t>prezentacja projektu i dokumentacji; ocena sporządzonego oprogramowania</w:t>
             </w:r>
           </w:p>
         </w:tc>
@@ -4716,7 +4460,7 @@
                 <w:i w:val="0"/>
                 <w:sz w:val="22"/>
               </w:rPr>
-              <w:t>wykład z elementami dyskusji z prezentacją multimedialną, wykład zaproszony; burza mózgów; rozwiązywanie zadań; analiza przypadków; prezentacje; praca w Unreal Engine; Kryteria oceny; Studenci prezentują swoje projekty (gry) i są oceniani przez publiczność punktowo:; Styl (1-10); Rozgrywka (1-10); Zabawa (1-10); Kreatywność (1-10); Ukończenie (1-10); Studenci opowiadają także o swoim wkładzie w projekt i przyznają sobie punkty za:; Wysiłek (1-10).; Następnie obliczana jest ocena grupowa. Każda osoba z grupy określa, czy jej ocena końcowa powinna być taka sama jak ocena grupowa, czy też powinna otrzymać ocenę wyższą lub niższą. Ocena ta staje się oceną końcową dla każdego ucznia.</w:t>
+              <w:t>prezentacja projektu i dokumentacji; ocena sporządzonego oprogramowania</w:t>
             </w:r>
           </w:p>
         </w:tc>
@@ -4774,7 +4518,7 @@
                 <w:i w:val="0"/>
                 <w:sz w:val="22"/>
               </w:rPr>
-              <w:t>wykład z elementami dyskusji z prezentacją multimedialną, wykład zaproszony; burza mózgów; rozwiązywanie zadań; analiza przypadków; prezentacje; praca w Unreal Engine; Kryteria oceny; Studenci prezentują swoje projekty (gry) i są oceniani przez publiczność punktowo:; Styl (1-10); Rozgrywka (1-10); Zabawa (1-10); Kreatywność (1-10); Ukończenie (1-10); Studenci opowiadają także o swoim wkładzie w projekt i przyznają sobie punkty za:; Wysiłek (1-10).; Następnie obliczana jest ocena grupowa. Każda osoba z grupy określa, czy jej ocena końcowa powinna być taka sama jak ocena grupowa, czy też powinna otrzymać ocenę wyższą lub niższą. Ocena ta staje się oceną końcową dla każdego ucznia.</w:t>
+              <w:t>prezentacja projektu i dokumentacji; ocena sporządzonego oprogramowania</w:t>
             </w:r>
           </w:p>
         </w:tc>
@@ -4832,7 +4576,7 @@
                 <w:i w:val="0"/>
                 <w:sz w:val="22"/>
               </w:rPr>
-              <w:t>wykład z elementami dyskusji z prezentacją multimedialną, wykład zaproszony; burza mózgów; rozwiązywanie zadań; analiza przypadków; prezentacje; praca w Unreal Engine; Kryteria oceny; Studenci prezentują swoje projekty (gry) i są oceniani przez publiczność punktowo:; Styl (1-10); Rozgrywka (1-10); Zabawa (1-10); Kreatywność (1-10); Ukończenie (1-10); Studenci opowiadają także o swoim wkładzie w projekt i przyznają sobie punkty za:; Wysiłek (1-10).; Następnie obliczana jest ocena grupowa. Każda osoba z grupy określa, czy jej ocena końcowa powinna być taka sama jak ocena grupowa, czy też powinna otrzymać ocenę wyższą lub niższą. Ocena ta staje się oceną końcową dla każdego ucznia.</w:t>
+              <w:t>prezentacja projektu i dokumentacji; ocena sporządzonego oprogramowania</w:t>
             </w:r>
           </w:p>
         </w:tc>
@@ -4890,7 +4634,7 @@
                 <w:i w:val="0"/>
                 <w:sz w:val="22"/>
               </w:rPr>
-              <w:t>wykład z elementami dyskusji z prezentacją multimedialną, wykład zaproszony; burza mózgów; rozwiązywanie zadań; analiza przypadków; prezentacje; praca w Unreal Engine; Kryteria oceny; Studenci prezentują swoje projekty (gry) i są oceniani przez publiczność punktowo:; Styl (1-10); Rozgrywka (1-10); Zabawa (1-10); Kreatywność (1-10); Ukończenie (1-10); Studenci opowiadają także o swoim wkładzie w projekt i przyznają sobie punkty za:; Wysiłek (1-10).; Następnie obliczana jest ocena grupowa. Każda osoba z grupy określa, czy jej ocena końcowa powinna być taka sama jak ocena grupowa, czy też powinna otrzymać ocenę wyższą lub niższą. Ocena ta staje się oceną końcową dla każdego ucznia.</w:t>
+              <w:t>prezentacja projektu i dokumentacji; ocena sporządzonego oprogramowania</w:t>
             </w:r>
           </w:p>
         </w:tc>
@@ -4948,7 +4692,7 @@
                 <w:i w:val="0"/>
                 <w:sz w:val="22"/>
               </w:rPr>
-              <w:t>wykład z elementami dyskusji z prezentacją multimedialną, wykład zaproszony; burza mózgów; rozwiązywanie zadań; analiza przypadków; prezentacje; praca w Unreal Engine; Kryteria oceny; Studenci prezentują swoje projekty (gry) i są oceniani przez publiczność punktowo:; Styl (1-10); Rozgrywka (1-10); Zabawa (1-10); Kreatywność (1-10); Ukończenie (1-10); Studenci opowiadają także o swoim wkładzie w projekt i przyznają sobie punkty za:; Wysiłek (1-10).; Następnie obliczana jest ocena grupowa. Każda osoba z grupy określa, czy jej ocena końcowa powinna być taka sama jak ocena grupowa, czy też powinna otrzymać ocenę wyższą lub niższą. Ocena ta staje się oceną końcową dla każdego ucznia.</w:t>
+              <w:t>prezentacja projektu i dokumentacji; ocena sporządzonego oprogramowania</w:t>
             </w:r>
           </w:p>
         </w:tc>
@@ -5111,7 +4855,7 @@
                 <w:i w:val="0"/>
                 <w:sz w:val="22"/>
               </w:rPr>
-              <w:t>wykład z elementami dyskusji z prezentacją multimedialną, wykład zaproszony; burza mózgów; rozwiązywanie zadań; analiza przypadków; prezentacje; praca w Unreal Engine; Kryteria oceny; Studenci prezentują swoje projekty (gry) i są oceniani przez publiczność punktowo:; Styl (1-10); Rozgrywka (1-10); Zabawa (1-10); Kreatywność (1-10); Ukończenie (1-10); Studenci opowiadają także o swoim wkładzie w projekt i przyznają sobie punkty za:; Wysiłek (1-10).; Następnie obliczana jest ocena grupowa. Każda osoba z grupy określa, czy jej ocena końcowa powinna być taka sama jak ocena grupowa, czy też powinna otrzymać ocenę wyższą lub niższą. Ocena ta staje się oceną końcową dla każdego ucznia.</w:t>
+              <w:t>prezentacja projektu i dokumentacji; ocena sporządzonego oprogramowania</w:t>
             </w:r>
           </w:p>
         </w:tc>
@@ -5169,7 +4913,7 @@
                 <w:i w:val="0"/>
                 <w:sz w:val="22"/>
               </w:rPr>
-              <w:t>wykład z elementami dyskusji z prezentacją multimedialną, wykład zaproszony; burza mózgów; rozwiązywanie zadań; analiza przypadków; prezentacje; praca w Unreal Engine; Kryteria oceny; Studenci prezentują swoje projekty (gry) i są oceniani przez publiczność punktowo:; Styl (1-10); Rozgrywka (1-10); Zabawa (1-10); Kreatywność (1-10); Ukończenie (1-10); Studenci opowiadają także o swoim wkładzie w projekt i przyznają sobie punkty za:; Wysiłek (1-10).; Następnie obliczana jest ocena grupowa. Każda osoba z grupy określa, czy jej ocena końcowa powinna być taka sama jak ocena grupowa, czy też powinna otrzymać ocenę wyższą lub niższą. Ocena ta staje się oceną końcową dla każdego ucznia.</w:t>
+              <w:t>prezentacja projektu i dokumentacji; ocena sporządzonego oprogramowania</w:t>
             </w:r>
           </w:p>
         </w:tc>
@@ -5227,7 +4971,7 @@
                 <w:i w:val="0"/>
                 <w:sz w:val="22"/>
               </w:rPr>
-              <w:t>wykład z elementami dyskusji z prezentacją multimedialną, wykład zaproszony; burza mózgów; rozwiązywanie zadań; analiza przypadków; prezentacje; praca w Unreal Engine; Kryteria oceny; Studenci prezentują swoje projekty (gry) i są oceniani przez publiczność punktowo:; Styl (1-10); Rozgrywka (1-10); Zabawa (1-10); Kreatywność (1-10); Ukończenie (1-10); Studenci opowiadają także o swoim wkładzie w projekt i przyznają sobie punkty za:; Wysiłek (1-10).; Następnie obliczana jest ocena grupowa. Każda osoba z grupy określa, czy jej ocena końcowa powinna być taka sama jak ocena grupowa, czy też powinna otrzymać ocenę wyższą lub niższą. Ocena ta staje się oceną końcową dla każdego ucznia.</w:t>
+              <w:t>prezentacja projektu i dokumentacji; ocena sporządzonego oprogramowania</w:t>
             </w:r>
           </w:p>
         </w:tc>
@@ -5285,7 +5029,7 @@
                 <w:i w:val="0"/>
                 <w:sz w:val="22"/>
               </w:rPr>
-              <w:t>wykład z elementami dyskusji z prezentacją multimedialną, wykład zaproszony; burza mózgów; rozwiązywanie zadań; analiza przypadków; prezentacje; praca w Unreal Engine; Kryteria oceny; Studenci prezentują swoje projekty (gry) i są oceniani przez publiczność punktowo:; Styl (1-10); Rozgrywka (1-10); Zabawa (1-10); Kreatywność (1-10); Ukończenie (1-10); Studenci opowiadają także o swoim wkładzie w projekt i przyznają sobie punkty za:; Wysiłek (1-10).; Następnie obliczana jest ocena grupowa. Każda osoba z grupy określa, czy jej ocena końcowa powinna być taka sama jak ocena grupowa, czy też powinna otrzymać ocenę wyższą lub niższą. Ocena ta staje się oceną końcową dla każdego ucznia.</w:t>
+              <w:t>prezentacja projektu i dokumentacji; ocena sporządzonego oprogramowania</w:t>
             </w:r>
           </w:p>
         </w:tc>
@@ -5343,7 +5087,7 @@
                 <w:i w:val="0"/>
                 <w:sz w:val="22"/>
               </w:rPr>
-              <w:t>wykład z elementami dyskusji z prezentacją multimedialną, wykład zaproszony; burza mózgów; rozwiązywanie zadań; analiza przypadków; prezentacje; praca w Unreal Engine; Kryteria oceny; Studenci prezentują swoje projekty (gry) i są oceniani przez publiczność punktowo:; Styl (1-10); Rozgrywka (1-10); Zabawa (1-10); Kreatywność (1-10); Ukończenie (1-10); Studenci opowiadają także o swoim wkładzie w projekt i przyznają sobie punkty za:; Wysiłek (1-10).; Następnie obliczana jest ocena grupowa. Każda osoba z grupy określa, czy jej ocena końcowa powinna być taka sama jak ocena grupowa, czy też powinna otrzymać ocenę wyższą lub niższą. Ocena ta staje się oceną końcową dla każdego ucznia.</w:t>
+              <w:t>prezentacja projektu i dokumentacji; ocena sporządzonego oprogramowania</w:t>
             </w:r>
           </w:p>
         </w:tc>
